--- a/03_Outputs/final scripts/es/Module 5/5.2.0-es.docx
+++ b/03_Outputs/final scripts/es/Module 5/5.2.0-es.docx
@@ -9,7 +9,7 @@
     </w:p>
     <w:p>
       <w:r>
-        <w:t>Este capítulo reúne los bloques esenciales para una transición energética justa y efectiva. Comenzamos con cómo diseñar marcos políticos y regulatorios efectivos, introduciendo cuatro elementos esenciales: adaptar las políticas al contexto comprendiendo las dinámicas políticas, sociales y de género reales; garantizar la coherencia entre sectores para que las medidas se refuercen en lugar de contradecirse; adoptar enfoques adaptativos y anticipatorios que incorporen previsión, flexibilidad y retroalimentación; y fundamentar las decisiones en datos sólidos y evidencia mediante evaluaciones de impacto y monitoreo. Juntas, estas prácticas crean marcos realistas, inclusivos y preparados para el futuro para una transición energética justa.</w:t>
+        <w:t>Este capítulo reúne los bloques esenciales para una transición energética justa y efectiva. Comenzamos con cómo diseñar marcos políticos y regulatorios efectivos, introduciendo cuatro aspectos fundamentales: adaptar las políticas al contexto comprendiendo las dinámicas políticas, sociales y de género reales; garantizar la coherencia entre sectores para que las medidas se refuercen en lugar de contradecirse; adoptar enfoques adaptativos y anticipatorios que incorporen previsión, flexibilidad y retroalimentación; y fundamentar las decisiones en datos sólidos y evidencia mediante evaluaciones de impacto y monitoreo. Juntas, estas prácticas crean marcos realistas, inclusivos y preparados para el futuro para una transición energética justa.</w:t>
       </w:r>
     </w:p>
     <w:p>
@@ -24,7 +24,7 @@
     </w:p>
     <w:p>
       <w:r>
-        <w:t>Finalmente, aplicamos estos principios a través de un marco de gobernanza probado en Nigeria. Al mapear principios fundamentales como participación, equidad y supervisión independiente frente a elementos de la transición como infraestructura, financiamiento e impactos sociales, las partes interesadas crearon un “mapa de calor” para identificar brechas, riesgos y oportunidades.</w:t>
+        <w:t>Finalmente, aplicamos estos principios a través de un marco de gobernanza probado en Nigeria. Al mapear principios centrales como participación, equidad y supervisión independiente frente a elementos de la transición como infraestructura, financiamiento e impactos sociales, las partes interesadas crearon un “mapa de calor” para identificar brechas, riesgos y oportunidades.</w:t>
       </w:r>
     </w:p>
     <w:p>
